--- a/assets/Reetesh_More_CV.docx
+++ b/assets/Reetesh_More_CV.docx
@@ -1,6 +1,6 @@
 
 <file path=word/document.xml><?xml version="1.0" encoding="utf-8"?>
-<w:document xmlns:wpc="http://schemas.microsoft.com/office/word/2010/wordprocessingCanvas" xmlns:cx="http://schemas.microsoft.com/office/drawing/2014/chartex" xmlns:cx1="http://schemas.microsoft.com/office/drawing/2015/9/8/chartex" xmlns:cx2="http://schemas.microsoft.com/office/drawing/2015/10/21/chartex" xmlns:cx3="http://schemas.microsoft.com/office/drawing/2016/5/9/chartex" xmlns:cx4="http://schemas.microsoft.com/office/drawing/2016/5/10/chartex" xmlns:cx5="http://schemas.microsoft.com/office/drawing/2016/5/11/chartex" xmlns:cx6="http://schemas.microsoft.com/office/drawing/2016/5/12/chartex" xmlns:cx7="http://schemas.microsoft.com/office/drawing/2016/5/13/chartex" xmlns:cx8="http://schemas.microsoft.com/office/drawing/2016/5/14/chartex" xmlns:mc="http://schemas.openxmlformats.org/markup-compatibility/2006" xmlns:aink="http://schemas.microsoft.com/office/drawing/2016/ink" xmlns:am3d="http://schemas.microsoft.com/office/drawing/2017/model3d" xmlns:o="urn:schemas-microsoft-com:office:office" xmlns:oel="http://schemas.microsoft.com/office/2019/extlst" xmlns:r="http://schemas.openxmlformats.org/officeDocument/2006/relationships" xmlns:m="http://schemas.openxmlformats.org/officeDocument/2006/math" xmlns:v="urn:schemas-microsoft-com:vml" xmlns:wp14="http://schemas.microsoft.com/office/word/2010/wordprocessingDrawing" xmlns:wp="http://schemas.openxmlformats.org/drawingml/2006/wordprocessingDrawing" xmlns:w10="urn:schemas-microsoft-com:office:word" xmlns:w="http://schemas.openxmlformats.org/wordprocessingml/2006/main" xmlns:w14="http://schemas.microsoft.com/office/word/2010/wordml" xmlns:w15="http://schemas.microsoft.com/office/word/2012/wordml" xmlns:w16cex="http://schemas.microsoft.com/office/word/2018/wordml/cex" xmlns:w16cid="http://schemas.microsoft.com/office/word/2016/wordml/cid" xmlns:w16="http://schemas.microsoft.com/office/word/2018/wordml" xmlns:w16du="http://schemas.microsoft.com/office/word/2023/wordml/word16du" xmlns:w16sdtdh="http://schemas.microsoft.com/office/word/2020/wordml/sdtdatahash" xmlns:w16sdtfl="http://schemas.microsoft.com/office/word/2024/wordml/sdtformatlock" xmlns:w16se="http://schemas.microsoft.com/office/word/2015/wordml/symex" xmlns:wpg="http://schemas.microsoft.com/office/word/2010/wordprocessingGroup" xmlns:wpi="http://schemas.microsoft.com/office/word/2010/wordprocessingInk" xmlns:wne="http://schemas.microsoft.com/office/word/2006/wordml" xmlns:wps="http://schemas.microsoft.com/office/word/2010/wordprocessingShape" mc:Ignorable="w14 w15 w16se w16cid w16 w16cex w16sdtdh w16sdtfl w16du wp14">
+<w:document xmlns:wpc="http://schemas.microsoft.com/office/word/2010/wordprocessingCanvas" xmlns:cx="http://schemas.microsoft.com/office/drawing/2014/chartex" xmlns:cx1="http://schemas.microsoft.com/office/drawing/2015/9/8/chartex" xmlns:cx2="http://schemas.microsoft.com/office/drawing/2015/10/21/chartex" xmlns:cx3="http://schemas.microsoft.com/office/drawing/2016/5/9/chartex" xmlns:cx4="http://schemas.microsoft.com/office/drawing/2016/5/10/chartex" xmlns:cx5="http://schemas.microsoft.com/office/drawing/2016/5/11/chartex" xmlns:cx6="http://schemas.microsoft.com/office/drawing/2016/5/12/chartex" xmlns:cx7="http://schemas.microsoft.com/office/drawing/2016/5/13/chartex" xmlns:cx8="http://schemas.microsoft.com/office/drawing/2016/5/14/chartex" xmlns:mc="http://schemas.openxmlformats.org/markup-compatibility/2006" xmlns:aink="http://schemas.microsoft.com/office/drawing/2016/ink" xmlns:am3d="http://schemas.microsoft.com/office/drawing/2017/model3d" xmlns:o="urn:schemas-microsoft-com:office:office" xmlns:oel="http://schemas.microsoft.com/office/2019/extlst" xmlns:r="http://schemas.openxmlformats.org/officeDocument/2006/relationships" xmlns:m="http://schemas.openxmlformats.org/officeDocument/2006/math" xmlns:v="urn:schemas-microsoft-com:vml" xmlns:wp14="http://schemas.microsoft.com/office/word/2010/wordprocessingDrawing" xmlns:wp="http://schemas.openxmlformats.org/drawingml/2006/wordprocessingDrawing" xmlns:w10="urn:schemas-microsoft-com:office:word" xmlns:w="http://schemas.openxmlformats.org/wordprocessingml/2006/main" xmlns:w14="http://schemas.microsoft.com/office/word/2010/wordml" xmlns:w15="http://schemas.microsoft.com/office/word/2012/wordml" xmlns:w16cex="http://schemas.microsoft.com/office/word/2018/wordml/cex" xmlns:w16cid="http://schemas.microsoft.com/office/word/2016/wordml/cid" xmlns:w16="http://schemas.microsoft.com/office/word/2018/wordml" xmlns:w16sdtdh="http://schemas.microsoft.com/office/word/2020/wordml/sdtdatahash" xmlns:w16se="http://schemas.microsoft.com/office/word/2015/wordml/symex" xmlns:wpg="http://schemas.microsoft.com/office/word/2010/wordprocessingGroup" xmlns:wpi="http://schemas.microsoft.com/office/word/2010/wordprocessingInk" xmlns:wne="http://schemas.microsoft.com/office/word/2006/wordml" xmlns:wps="http://schemas.microsoft.com/office/word/2010/wordprocessingShape" mc:Ignorable="w14 w15 w16se w16cid w16 w16cex w16sdtdh wp14">
   <w:body>
     <w:p>
       <w:pPr>
@@ -28,63 +28,80 @@
           <w:color w:val="374151"/>
           <w:sz w:val="19"/>
         </w:rPr>
-        <w:t xml:space="preserve">Pune, India  |  reeteshmore24@gmail.com  |  +91 8983651661  |  linkedin.com/in/reetesh-more-82b670299  |  </w:t>
+        <w:t xml:space="preserve">Pune, </w:t>
       </w:r>
+      <w:proofErr w:type="gramStart"/>
       <w:r>
         <w:rPr>
           <w:rFonts w:ascii="Calibri" w:hAnsi="Calibri"/>
           <w:color w:val="374151"/>
           <w:sz w:val="19"/>
         </w:rPr>
-        <w:fldChar w:fldCharType="begin"/>
+        <w:t>India  |</w:t>
       </w:r>
+      <w:proofErr w:type="gramEnd"/>
       <w:r>
         <w:rPr>
           <w:rFonts w:ascii="Calibri" w:hAnsi="Calibri"/>
           <w:color w:val="374151"/>
           <w:sz w:val="19"/>
         </w:rPr>
-        <w:instrText>HYPERLINK "github.com/RvM07"</w:instrText>
+        <w:t xml:space="preserve">  reeteshmore24@gmail.com  |  +91 8983651661  |  </w:t>
       </w:r>
+      <w:hyperlink r:id="rId6" w:history="1">
+        <w:proofErr w:type="spellStart"/>
+        <w:r>
+          <w:rPr>
+            <w:rStyle w:val="Hyperlink"/>
+            <w:rFonts w:ascii="Calibri" w:hAnsi="Calibri"/>
+            <w:sz w:val="19"/>
+          </w:rPr>
+          <w:t>lin</w:t>
+        </w:r>
+        <w:r>
+          <w:rPr>
+            <w:rStyle w:val="Hyperlink"/>
+            <w:rFonts w:ascii="Calibri" w:hAnsi="Calibri"/>
+            <w:sz w:val="19"/>
+          </w:rPr>
+          <w:t>k</w:t>
+        </w:r>
+        <w:r>
+          <w:rPr>
+            <w:rStyle w:val="Hyperlink"/>
+            <w:rFonts w:ascii="Calibri" w:hAnsi="Calibri"/>
+            <w:sz w:val="19"/>
+          </w:rPr>
+          <w:t>edin</w:t>
+        </w:r>
+        <w:proofErr w:type="spellEnd"/>
+        <w:r>
+          <w:rPr>
+            <w:rStyle w:val="Hyperlink"/>
+            <w:rFonts w:ascii="Calibri" w:hAnsi="Calibri"/>
+            <w:sz w:val="19"/>
+          </w:rPr>
+          <w:t xml:space="preserve"> </w:t>
+        </w:r>
+      </w:hyperlink>
       <w:r>
         <w:rPr>
           <w:rFonts w:ascii="Calibri" w:hAnsi="Calibri"/>
           <w:color w:val="374151"/>
           <w:sz w:val="19"/>
         </w:rPr>
+        <w:t xml:space="preserve"> |  </w:t>
       </w:r>
-      <w:r>
-        <w:rPr>
-          <w:rFonts w:ascii="Calibri" w:hAnsi="Calibri"/>
-          <w:color w:val="374151"/>
-          <w:sz w:val="19"/>
-        </w:rPr>
-        <w:fldChar w:fldCharType="separate"/>
-      </w:r>
-      <w:r>
-        <w:rPr>
-          <w:rStyle w:val="Hyperlink"/>
-          <w:rFonts w:ascii="Calibri" w:hAnsi="Calibri"/>
-          <w:sz w:val="19"/>
-        </w:rPr>
-        <w:t>github.com/</w:t>
-      </w:r>
-      <w:r>
-        <w:rPr>
-          <w:rStyle w:val="Hyperlink"/>
-          <w:rFonts w:ascii="Calibri" w:hAnsi="Calibri"/>
-          <w:sz w:val="19"/>
-        </w:rPr>
-        <w:t>RvM07</w:t>
-      </w:r>
-      <w:r>
-        <w:rPr>
-          <w:rFonts w:ascii="Calibri" w:hAnsi="Calibri"/>
-          <w:color w:val="374151"/>
-          <w:sz w:val="19"/>
-        </w:rPr>
-        <w:fldChar w:fldCharType="end"/>
-      </w:r>
+      <w:hyperlink r:id="rId7" w:history="1">
+        <w:r>
+          <w:rPr>
+            <w:rStyle w:val="Hyperlink"/>
+            <w:rFonts w:ascii="Calibri" w:hAnsi="Calibri"/>
+            <w:sz w:val="19"/>
+          </w:rPr>
+          <w:t>GitHub</w:t>
+        </w:r>
+      </w:hyperlink>
     </w:p>
     <w:p>
       <w:pPr>
@@ -170,21 +187,12 @@
         </w:rPr>
         <w:t xml:space="preserve">Frameworks: </w:t>
       </w:r>
-      <w:proofErr w:type="spellStart"/>
       <w:r>
         <w:rPr>
           <w:rFonts w:ascii="Calibri" w:hAnsi="Calibri"/>
           <w:sz w:val="20"/>
         </w:rPr>
-        <w:t>Node.js</w:t>
-      </w:r>
-      <w:proofErr w:type="spellEnd"/>
-      <w:r>
-        <w:rPr>
-          <w:rFonts w:ascii="Calibri" w:hAnsi="Calibri"/>
-          <w:sz w:val="20"/>
-        </w:rPr>
-        <w:t>, React, REST APIs, Servlets</w:t>
+        <w:t>Node.js, React, REST APIs, Servlets</w:t>
       </w:r>
     </w:p>
     <w:p>
@@ -293,7 +301,16 @@
           <w:b/>
           <w:sz w:val="21"/>
         </w:rPr>
-        <w:t>Employee Management System</w:t>
+        <w:t xml:space="preserve">Employee Management </w:t>
+      </w:r>
+      <w:proofErr w:type="gramStart"/>
+      <w:r>
+        <w:rPr>
+          <w:rFonts w:ascii="Calibri" w:hAnsi="Calibri"/>
+          <w:b/>
+          <w:sz w:val="21"/>
+        </w:rPr>
+        <w:t>System</w:t>
       </w:r>
       <w:r>
         <w:rPr>
@@ -301,7 +318,16 @@
           <w:color w:val="6B7280"/>
           <w:sz w:val="20"/>
         </w:rPr>
-        <w:t xml:space="preserve">  |  </w:t>
+        <w:t xml:space="preserve">  |</w:t>
+      </w:r>
+      <w:proofErr w:type="gramEnd"/>
+      <w:r>
+        <w:rPr>
+          <w:rFonts w:ascii="Calibri" w:hAnsi="Calibri"/>
+          <w:color w:val="6B7280"/>
+          <w:sz w:val="20"/>
+        </w:rPr>
+        <w:t xml:space="preserve">  </w:t>
       </w:r>
       <w:r>
         <w:rPr>
@@ -320,7 +346,7 @@
         </w:rPr>
         <w:t xml:space="preserve">  |  </w:t>
       </w:r>
-      <w:hyperlink r:id="rId6" w:history="1">
+      <w:hyperlink r:id="rId8" w:history="1">
         <w:r>
           <w:rPr>
             <w:rStyle w:val="Hyperlink"/>
@@ -405,7 +431,16 @@
           <w:b/>
           <w:sz w:val="21"/>
         </w:rPr>
-        <w:t>Personal Portfolio Website</w:t>
+        <w:t xml:space="preserve">Personal Portfolio </w:t>
+      </w:r>
+      <w:proofErr w:type="gramStart"/>
+      <w:r>
+        <w:rPr>
+          <w:rFonts w:ascii="Calibri" w:hAnsi="Calibri"/>
+          <w:b/>
+          <w:sz w:val="21"/>
+        </w:rPr>
+        <w:t>Website</w:t>
       </w:r>
       <w:r>
         <w:rPr>
@@ -413,7 +448,16 @@
           <w:color w:val="6B7280"/>
           <w:sz w:val="20"/>
         </w:rPr>
-        <w:t xml:space="preserve">  |  </w:t>
+        <w:t xml:space="preserve">  |</w:t>
+      </w:r>
+      <w:proofErr w:type="gramEnd"/>
+      <w:r>
+        <w:rPr>
+          <w:rFonts w:ascii="Calibri" w:hAnsi="Calibri"/>
+          <w:color w:val="6B7280"/>
+          <w:sz w:val="20"/>
+        </w:rPr>
+        <w:t xml:space="preserve">  </w:t>
       </w:r>
       <w:r>
         <w:rPr>
@@ -432,22 +476,14 @@
         </w:rPr>
         <w:t xml:space="preserve">  |  </w:t>
       </w:r>
-      <w:hyperlink r:id="rId7" w:history="1">
+      <w:hyperlink r:id="rId9" w:history="1">
         <w:r>
           <w:rPr>
             <w:rStyle w:val="Hyperlink"/>
             <w:rFonts w:ascii="Calibri" w:hAnsi="Calibri"/>
             <w:sz w:val="19"/>
           </w:rPr>
-          <w:t>github.com/</w:t>
-        </w:r>
-        <w:r>
-          <w:rPr>
-            <w:rStyle w:val="Hyperlink"/>
-            <w:rFonts w:ascii="Calibri" w:hAnsi="Calibri"/>
-            <w:sz w:val="19"/>
-          </w:rPr>
-          <w:t>RvM07</w:t>
+          <w:t>Portfolio</w:t>
         </w:r>
       </w:hyperlink>
     </w:p>
@@ -490,7 +526,23 @@
           <w:rFonts w:ascii="Calibri" w:hAnsi="Calibri"/>
           <w:sz w:val="20"/>
         </w:rPr>
-        <w:t>Deployed on GitHub Pages with zero downtime; directly accessible to recruiters and hiring managers.</w:t>
+        <w:t xml:space="preserve">Deployed on GitHub Pages with zero </w:t>
+      </w:r>
+      <w:proofErr w:type="gramStart"/>
+      <w:r>
+        <w:rPr>
+          <w:rFonts w:ascii="Calibri" w:hAnsi="Calibri"/>
+          <w:sz w:val="20"/>
+        </w:rPr>
+        <w:t>downtime;</w:t>
+      </w:r>
+      <w:proofErr w:type="gramEnd"/>
+      <w:r>
+        <w:rPr>
+          <w:rFonts w:ascii="Calibri" w:hAnsi="Calibri"/>
+          <w:sz w:val="20"/>
+        </w:rPr>
+        <w:t xml:space="preserve"> directly accessible to recruiters and hiring managers.</w:t>
       </w:r>
     </w:p>
     <w:p>
@@ -519,14 +571,31 @@
           <w:b/>
           <w:sz w:val="21"/>
         </w:rPr>
-        <w:t>Bachelor of Computer Applications (BCA)</w:t>
+        <w:t>Bachelor of Computer Applications (</w:t>
+      </w:r>
+      <w:proofErr w:type="gramStart"/>
+      <w:r>
+        <w:rPr>
+          <w:rFonts w:ascii="Calibri" w:hAnsi="Calibri"/>
+          <w:b/>
+          <w:sz w:val="21"/>
+        </w:rPr>
+        <w:t>BCA)</w:t>
       </w:r>
       <w:r>
         <w:rPr>
           <w:rFonts w:ascii="Calibri" w:hAnsi="Calibri"/>
           <w:sz w:val="20"/>
         </w:rPr>
-        <w:t xml:space="preserve">  —  Sri Balaji University, Pune, India</w:t>
+        <w:t xml:space="preserve">  —</w:t>
+      </w:r>
+      <w:proofErr w:type="gramEnd"/>
+      <w:r>
+        <w:rPr>
+          <w:rFonts w:ascii="Calibri" w:hAnsi="Calibri"/>
+          <w:sz w:val="20"/>
+        </w:rPr>
+        <w:t xml:space="preserve">  Sri Balaji University, Pune, India</w:t>
       </w:r>
     </w:p>
     <w:p>
@@ -539,7 +608,25 @@
           <w:color w:val="374151"/>
           <w:sz w:val="20"/>
         </w:rPr>
-        <w:t xml:space="preserve">2023 – 2027  |  CGPA: </w:t>
+        <w:t xml:space="preserve">2023 – </w:t>
+      </w:r>
+      <w:proofErr w:type="gramStart"/>
+      <w:r>
+        <w:rPr>
+          <w:rFonts w:ascii="Calibri" w:hAnsi="Calibri"/>
+          <w:color w:val="374151"/>
+          <w:sz w:val="20"/>
+        </w:rPr>
+        <w:t>2027  |</w:t>
+      </w:r>
+      <w:proofErr w:type="gramEnd"/>
+      <w:r>
+        <w:rPr>
+          <w:rFonts w:ascii="Calibri" w:hAnsi="Calibri"/>
+          <w:color w:val="374151"/>
+          <w:sz w:val="20"/>
+        </w:rPr>
+        <w:t xml:space="preserve">  CGPA: </w:t>
       </w:r>
       <w:r>
         <w:rPr>
@@ -617,7 +704,7 @@
         </w:rPr>
         <w:t xml:space="preserve"> </w:t>
       </w:r>
-      <w:hyperlink r:id="rId8" w:history="1">
+      <w:hyperlink r:id="rId10" w:history="1">
         <w:r>
           <w:rPr>
             <w:rStyle w:val="Hyperlink"/>
@@ -669,7 +756,7 @@
         </w:rPr>
         <w:t xml:space="preserve"> </w:t>
       </w:r>
-      <w:hyperlink r:id="rId9" w:history="1">
+      <w:hyperlink r:id="rId11" w:history="1">
         <w:r>
           <w:rPr>
             <w:rStyle w:val="Hyperlink"/>
@@ -706,20 +793,6 @@
           <w:sz w:val="20"/>
         </w:rPr>
         <w:t>)</w:t>
-      </w:r>
-    </w:p>
-    <w:p>
-      <w:pPr>
-        <w:spacing w:before="40" w:after="0"/>
-      </w:pPr>
-      <w:r>
-        <w:rPr>
-          <w:rFonts w:ascii="Calibri" w:hAnsi="Calibri"/>
-          <w:i/>
-          <w:color w:val="9CA3AF"/>
-          <w:sz w:val="18"/>
-        </w:rPr>
-        <w:t xml:space="preserve">  ✦ Add Credential IDs for LinkedIn verification if available.</w:t>
       </w:r>
     </w:p>
     <w:p>
@@ -763,7 +836,6 @@
           <w:rFonts w:ascii="Calibri" w:hAnsi="Calibri"/>
           <w:sz w:val="20"/>
         </w:rPr>
-        <w:lastRenderedPageBreak/>
         <w:t>Strong interest in DevOps — CI/CD pipelines, containerisation, and cloud deployments (AWS basics).</w:t>
       </w:r>
     </w:p>
@@ -792,7 +864,7 @@
 </file>
 
 <file path=word/numbering.xml><?xml version="1.0" encoding="utf-8"?>
-<w:numbering xmlns:wpc="http://schemas.microsoft.com/office/word/2010/wordprocessingCanvas" xmlns:cx="http://schemas.microsoft.com/office/drawing/2014/chartex" xmlns:cx1="http://schemas.microsoft.com/office/drawing/2015/9/8/chartex" xmlns:cx2="http://schemas.microsoft.com/office/drawing/2015/10/21/chartex" xmlns:cx3="http://schemas.microsoft.com/office/drawing/2016/5/9/chartex" xmlns:cx4="http://schemas.microsoft.com/office/drawing/2016/5/10/chartex" xmlns:cx5="http://schemas.microsoft.com/office/drawing/2016/5/11/chartex" xmlns:cx6="http://schemas.microsoft.com/office/drawing/2016/5/12/chartex" xmlns:cx7="http://schemas.microsoft.com/office/drawing/2016/5/13/chartex" xmlns:cx8="http://schemas.microsoft.com/office/drawing/2016/5/14/chartex" xmlns:mc="http://schemas.openxmlformats.org/markup-compatibility/2006" xmlns:aink="http://schemas.microsoft.com/office/drawing/2016/ink" xmlns:am3d="http://schemas.microsoft.com/office/drawing/2017/model3d" xmlns:o="urn:schemas-microsoft-com:office:office" xmlns:oel="http://schemas.microsoft.com/office/2019/extlst" xmlns:r="http://schemas.openxmlformats.org/officeDocument/2006/relationships" xmlns:m="http://schemas.openxmlformats.org/officeDocument/2006/math" xmlns:v="urn:schemas-microsoft-com:vml" xmlns:wp14="http://schemas.microsoft.com/office/word/2010/wordprocessingDrawing" xmlns:wp="http://schemas.openxmlformats.org/drawingml/2006/wordprocessingDrawing" xmlns:w10="urn:schemas-microsoft-com:office:word" xmlns:w="http://schemas.openxmlformats.org/wordprocessingml/2006/main" xmlns:w14="http://schemas.microsoft.com/office/word/2010/wordml" xmlns:w15="http://schemas.microsoft.com/office/word/2012/wordml" xmlns:w16cex="http://schemas.microsoft.com/office/word/2018/wordml/cex" xmlns:w16cid="http://schemas.microsoft.com/office/word/2016/wordml/cid" xmlns:w16="http://schemas.microsoft.com/office/word/2018/wordml" xmlns:w16du="http://schemas.microsoft.com/office/word/2023/wordml/word16du" xmlns:w16sdtdh="http://schemas.microsoft.com/office/word/2020/wordml/sdtdatahash" xmlns:w16sdtfl="http://schemas.microsoft.com/office/word/2024/wordml/sdtformatlock" xmlns:w16se="http://schemas.microsoft.com/office/word/2015/wordml/symex" xmlns:wpg="http://schemas.microsoft.com/office/word/2010/wordprocessingGroup" xmlns:wpi="http://schemas.microsoft.com/office/word/2010/wordprocessingInk" xmlns:wne="http://schemas.microsoft.com/office/word/2006/wordml" xmlns:wps="http://schemas.microsoft.com/office/word/2010/wordprocessingShape" mc:Ignorable="w14 w15 w16se w16cid w16 w16cex w16sdtdh w16sdtfl w16du wp14">
+<w:numbering xmlns:wpc="http://schemas.microsoft.com/office/word/2010/wordprocessingCanvas" xmlns:cx="http://schemas.microsoft.com/office/drawing/2014/chartex" xmlns:cx1="http://schemas.microsoft.com/office/drawing/2015/9/8/chartex" xmlns:cx2="http://schemas.microsoft.com/office/drawing/2015/10/21/chartex" xmlns:cx3="http://schemas.microsoft.com/office/drawing/2016/5/9/chartex" xmlns:cx4="http://schemas.microsoft.com/office/drawing/2016/5/10/chartex" xmlns:cx5="http://schemas.microsoft.com/office/drawing/2016/5/11/chartex" xmlns:cx6="http://schemas.microsoft.com/office/drawing/2016/5/12/chartex" xmlns:cx7="http://schemas.microsoft.com/office/drawing/2016/5/13/chartex" xmlns:cx8="http://schemas.microsoft.com/office/drawing/2016/5/14/chartex" xmlns:mc="http://schemas.openxmlformats.org/markup-compatibility/2006" xmlns:aink="http://schemas.microsoft.com/office/drawing/2016/ink" xmlns:am3d="http://schemas.microsoft.com/office/drawing/2017/model3d" xmlns:o="urn:schemas-microsoft-com:office:office" xmlns:oel="http://schemas.microsoft.com/office/2019/extlst" xmlns:r="http://schemas.openxmlformats.org/officeDocument/2006/relationships" xmlns:m="http://schemas.openxmlformats.org/officeDocument/2006/math" xmlns:v="urn:schemas-microsoft-com:vml" xmlns:wp14="http://schemas.microsoft.com/office/word/2010/wordprocessingDrawing" xmlns:wp="http://schemas.openxmlformats.org/drawingml/2006/wordprocessingDrawing" xmlns:w10="urn:schemas-microsoft-com:office:word" xmlns:w="http://schemas.openxmlformats.org/wordprocessingml/2006/main" xmlns:w14="http://schemas.microsoft.com/office/word/2010/wordml" xmlns:w15="http://schemas.microsoft.com/office/word/2012/wordml" xmlns:w16cex="http://schemas.microsoft.com/office/word/2018/wordml/cex" xmlns:w16cid="http://schemas.microsoft.com/office/word/2016/wordml/cid" xmlns:w16="http://schemas.microsoft.com/office/word/2018/wordml" xmlns:w16sdtdh="http://schemas.microsoft.com/office/word/2020/wordml/sdtdatahash" xmlns:w16se="http://schemas.microsoft.com/office/word/2015/wordml/symex" xmlns:wpg="http://schemas.microsoft.com/office/word/2010/wordprocessingGroup" xmlns:wpi="http://schemas.microsoft.com/office/word/2010/wordprocessingInk" xmlns:wne="http://schemas.microsoft.com/office/word/2006/wordml" xmlns:wps="http://schemas.microsoft.com/office/word/2010/wordprocessingShape" mc:Ignorable="w14 w15 w16se w16cid w16 w16cex w16sdtdh wp14">
   <w:abstractNum w:abstractNumId="0" w15:restartNumberingAfterBreak="0">
     <w:nsid w:val="FFFFFF7C"/>
     <w:multiLevelType w:val="singleLevel"/>
@@ -995,7 +1067,7 @@
 </file>
 
 <file path=word/styles.xml><?xml version="1.0" encoding="utf-8"?>
-<w:styles xmlns:mc="http://schemas.openxmlformats.org/markup-compatibility/2006" xmlns:r="http://schemas.openxmlformats.org/officeDocument/2006/relationships" xmlns:w="http://schemas.openxmlformats.org/wordprocessingml/2006/main" xmlns:w14="http://schemas.microsoft.com/office/word/2010/wordml" xmlns:w15="http://schemas.microsoft.com/office/word/2012/wordml" xmlns:w16cex="http://schemas.microsoft.com/office/word/2018/wordml/cex" xmlns:w16cid="http://schemas.microsoft.com/office/word/2016/wordml/cid" xmlns:w16="http://schemas.microsoft.com/office/word/2018/wordml" xmlns:w16du="http://schemas.microsoft.com/office/word/2023/wordml/word16du" xmlns:w16sdtdh="http://schemas.microsoft.com/office/word/2020/wordml/sdtdatahash" xmlns:w16sdtfl="http://schemas.microsoft.com/office/word/2024/wordml/sdtformatlock" xmlns:w16se="http://schemas.microsoft.com/office/word/2015/wordml/symex" mc:Ignorable="w14 w15 w16se w16cid w16 w16cex w16sdtdh w16sdtfl w16du">
+<w:styles xmlns:mc="http://schemas.openxmlformats.org/markup-compatibility/2006" xmlns:r="http://schemas.openxmlformats.org/officeDocument/2006/relationships" xmlns:w="http://schemas.openxmlformats.org/wordprocessingml/2006/main" xmlns:w14="http://schemas.microsoft.com/office/word/2010/wordml" xmlns:w15="http://schemas.microsoft.com/office/word/2012/wordml" xmlns:w16cex="http://schemas.microsoft.com/office/word/2018/wordml/cex" xmlns:w16cid="http://schemas.microsoft.com/office/word/2016/wordml/cid" xmlns:w16="http://schemas.microsoft.com/office/word/2018/wordml" xmlns:w16sdtdh="http://schemas.microsoft.com/office/word/2020/wordml/sdtdatahash" xmlns:w16se="http://schemas.microsoft.com/office/word/2015/wordml/symex" mc:Ignorable="w14 w15 w16se w16cid w16 w16cex w16sdtdh">
   <w:docDefaults>
     <w:rPrDefault>
       <w:rPr>
@@ -10515,7 +10587,7 @@
       </w:tcPr>
     </w:tblStylePr>
   </w:style>
-  <w:style w:type="table" w:styleId="ColourfulShading">
+  <w:style w:type="table" w:styleId="ColorfulShading">
     <w:name w:val="Colorful Shading"/>
     <w:basedOn w:val="TableNormal"/>
     <w:uiPriority w:val="71"/>
@@ -10630,7 +10702,7 @@
       </w:rPr>
     </w:tblStylePr>
   </w:style>
-  <w:style w:type="table" w:styleId="ColourfulShadingAccent1">
+  <w:style w:type="table" w:styleId="ColorfulShading-Accent1">
     <w:name w:val="Colorful Shading Accent 1"/>
     <w:basedOn w:val="TableNormal"/>
     <w:uiPriority w:val="71"/>
@@ -10745,7 +10817,7 @@
       </w:rPr>
     </w:tblStylePr>
   </w:style>
-  <w:style w:type="table" w:styleId="ColourfulShadingAccent2">
+  <w:style w:type="table" w:styleId="ColorfulShading-Accent2">
     <w:name w:val="Colorful Shading Accent 2"/>
     <w:basedOn w:val="TableNormal"/>
     <w:uiPriority w:val="71"/>
@@ -10860,7 +10932,7 @@
       </w:rPr>
     </w:tblStylePr>
   </w:style>
-  <w:style w:type="table" w:styleId="ColourfulShadingAccent3">
+  <w:style w:type="table" w:styleId="ColorfulShading-Accent3">
     <w:name w:val="Colorful Shading Accent 3"/>
     <w:basedOn w:val="TableNormal"/>
     <w:uiPriority w:val="71"/>
@@ -10965,7 +11037,7 @@
       </w:tcPr>
     </w:tblStylePr>
   </w:style>
-  <w:style w:type="table" w:styleId="ColourfulShadingAccent4">
+  <w:style w:type="table" w:styleId="ColorfulShading-Accent4">
     <w:name w:val="Colorful Shading Accent 4"/>
     <w:basedOn w:val="TableNormal"/>
     <w:uiPriority w:val="71"/>
@@ -11080,7 +11152,7 @@
       </w:rPr>
     </w:tblStylePr>
   </w:style>
-  <w:style w:type="table" w:styleId="ColourfulShadingAccent5">
+  <w:style w:type="table" w:styleId="ColorfulShading-Accent5">
     <w:name w:val="Colorful Shading Accent 5"/>
     <w:basedOn w:val="TableNormal"/>
     <w:uiPriority w:val="71"/>
@@ -11195,7 +11267,7 @@
       </w:rPr>
     </w:tblStylePr>
   </w:style>
-  <w:style w:type="table" w:styleId="ColourfulShadingAccent6">
+  <w:style w:type="table" w:styleId="ColorfulShading-Accent6">
     <w:name w:val="Colorful Shading Accent 6"/>
     <w:basedOn w:val="TableNormal"/>
     <w:uiPriority w:val="71"/>
@@ -11310,7 +11382,7 @@
       </w:rPr>
     </w:tblStylePr>
   </w:style>
-  <w:style w:type="table" w:styleId="ColourfulList">
+  <w:style w:type="table" w:styleId="ColorfulList">
     <w:name w:val="Colorful List"/>
     <w:basedOn w:val="TableNormal"/>
     <w:uiPriority w:val="72"/>
@@ -11389,7 +11461,7 @@
       </w:tcPr>
     </w:tblStylePr>
   </w:style>
-  <w:style w:type="table" w:styleId="ColourfulListAccent1">
+  <w:style w:type="table" w:styleId="ColorfulList-Accent1">
     <w:name w:val="Colorful List Accent 1"/>
     <w:basedOn w:val="TableNormal"/>
     <w:uiPriority w:val="72"/>
@@ -11468,7 +11540,7 @@
       </w:tcPr>
     </w:tblStylePr>
   </w:style>
-  <w:style w:type="table" w:styleId="ColourfulListAccent2">
+  <w:style w:type="table" w:styleId="ColorfulList-Accent2">
     <w:name w:val="Colorful List Accent 2"/>
     <w:basedOn w:val="TableNormal"/>
     <w:uiPriority w:val="72"/>
@@ -11547,7 +11619,7 @@
       </w:tcPr>
     </w:tblStylePr>
   </w:style>
-  <w:style w:type="table" w:styleId="ColourfulListAccent3">
+  <w:style w:type="table" w:styleId="ColorfulList-Accent3">
     <w:name w:val="Colorful List Accent 3"/>
     <w:basedOn w:val="TableNormal"/>
     <w:uiPriority w:val="72"/>
@@ -11626,7 +11698,7 @@
       </w:tcPr>
     </w:tblStylePr>
   </w:style>
-  <w:style w:type="table" w:styleId="ColourfulListAccent4">
+  <w:style w:type="table" w:styleId="ColorfulList-Accent4">
     <w:name w:val="Colorful List Accent 4"/>
     <w:basedOn w:val="TableNormal"/>
     <w:uiPriority w:val="72"/>
@@ -11705,7 +11777,7 @@
       </w:tcPr>
     </w:tblStylePr>
   </w:style>
-  <w:style w:type="table" w:styleId="ColourfulListAccent5">
+  <w:style w:type="table" w:styleId="ColorfulList-Accent5">
     <w:name w:val="Colorful List Accent 5"/>
     <w:basedOn w:val="TableNormal"/>
     <w:uiPriority w:val="72"/>
@@ -11784,7 +11856,7 @@
       </w:tcPr>
     </w:tblStylePr>
   </w:style>
-  <w:style w:type="table" w:styleId="ColourfulListAccent6">
+  <w:style w:type="table" w:styleId="ColorfulList-Accent6">
     <w:name w:val="Colorful List Accent 6"/>
     <w:basedOn w:val="TableNormal"/>
     <w:uiPriority w:val="72"/>
@@ -11863,7 +11935,7 @@
       </w:tcPr>
     </w:tblStylePr>
   </w:style>
-  <w:style w:type="table" w:styleId="ColourfulGrid">
+  <w:style w:type="table" w:styleId="ColorfulGrid">
     <w:name w:val="Colorful Grid"/>
     <w:basedOn w:val="TableNormal"/>
     <w:uiPriority w:val="73"/>
@@ -11936,7 +12008,7 @@
       </w:tcPr>
     </w:tblStylePr>
   </w:style>
-  <w:style w:type="table" w:styleId="ColourfulGridAccent1">
+  <w:style w:type="table" w:styleId="ColorfulGrid-Accent1">
     <w:name w:val="Colorful Grid Accent 1"/>
     <w:basedOn w:val="TableNormal"/>
     <w:uiPriority w:val="73"/>
@@ -12009,7 +12081,7 @@
       </w:tcPr>
     </w:tblStylePr>
   </w:style>
-  <w:style w:type="table" w:styleId="ColourfulGridAccent2">
+  <w:style w:type="table" w:styleId="ColorfulGrid-Accent2">
     <w:name w:val="Colorful Grid Accent 2"/>
     <w:basedOn w:val="TableNormal"/>
     <w:uiPriority w:val="73"/>
@@ -12082,7 +12154,7 @@
       </w:tcPr>
     </w:tblStylePr>
   </w:style>
-  <w:style w:type="table" w:styleId="ColourfulGridAccent3">
+  <w:style w:type="table" w:styleId="ColorfulGrid-Accent3">
     <w:name w:val="Colorful Grid Accent 3"/>
     <w:basedOn w:val="TableNormal"/>
     <w:uiPriority w:val="73"/>
@@ -12155,7 +12227,7 @@
       </w:tcPr>
     </w:tblStylePr>
   </w:style>
-  <w:style w:type="table" w:styleId="ColourfulGridAccent4">
+  <w:style w:type="table" w:styleId="ColorfulGrid-Accent4">
     <w:name w:val="Colorful Grid Accent 4"/>
     <w:basedOn w:val="TableNormal"/>
     <w:uiPriority w:val="73"/>
@@ -12228,7 +12300,7 @@
       </w:tcPr>
     </w:tblStylePr>
   </w:style>
-  <w:style w:type="table" w:styleId="ColourfulGridAccent5">
+  <w:style w:type="table" w:styleId="ColorfulGrid-Accent5">
     <w:name w:val="Colorful Grid Accent 5"/>
     <w:basedOn w:val="TableNormal"/>
     <w:uiPriority w:val="73"/>
@@ -12301,7 +12373,7 @@
       </w:tcPr>
     </w:tblStylePr>
   </w:style>
-  <w:style w:type="table" w:styleId="ColourfulGridAccent6">
+  <w:style w:type="table" w:styleId="ColorfulGrid-Accent6">
     <w:name w:val="Colorful Grid Accent 6"/>
     <w:basedOn w:val="TableNormal"/>
     <w:uiPriority w:val="73"/>
@@ -12740,7 +12812,6 @@
 <ds:datastoreItem xmlns:ds="http://schemas.openxmlformats.org/officeDocument/2006/customXml" ds:itemID="{EF278816-EC6F-A645-907D-7F25AECB1D4A}">
   <ds:schemaRefs>
     <ds:schemaRef ds:uri="http://schemas.openxmlformats.org/officeDocument/2006/bibliography"/>
-    <ds:schemaRef ds:uri="http://www.w3.org/2000/xmlns/"/>
   </ds:schemaRefs>
 </ds:datastoreItem>
 </file>